--- a/proposal/Karabo_Ojiambo_Unit_Two_Assignment.docx
+++ b/proposal/Karabo_Ojiambo_Unit_Two_Assignment.docx
@@ -54,7 +54,7 @@
           <w:sz w:val="24"/>
           <w:szCs w:val="24"/>
         </w:rPr>
-        <w:t xml:space="preserve">Offline-First Creative Assessment in Low-Resource Ugandan Schools: Enhancing Developmental Screening, Arts and Design Skills Progression, and Learner Portfolio Ownership Without Requiring Literacy or Internet Connectivity</w:t>
+        <w:t xml:space="preserve">Offline-First Creative Assessment in Low-Resource Ugandan Schools: Developmental Screening and Arts Skills Progression Without Literacy or Connectivity</w:t>
       </w:r>
     </w:p>
     <w:p>

--- a/proposal/Karabo_Ojiambo_Unit_Two_Assignment.docx
+++ b/proposal/Karabo_Ojiambo_Unit_Two_Assignment.docx
@@ -205,7 +205,60 @@
           <w:sz w:val="24"/>
           <w:szCs w:val="24"/>
         </w:rPr>
-        <w:t xml:space="preserve">The use of digital technology to support teaching, learning, and assessment has expanded rapidly across education systems worldwide. In low-resource settings, however, the tools that reach classrooms are seldom designed for the conditions those classrooms actually face. This study examines how an offline-first web application can use children’s drawings and spoken narratives—forms of expression that require neither literacy nor an internet connection—to support developmental screening and structured creative skills progression among vulnerable children aged 8 to 18 in community and faith-based schools in Kampala, Uganda. The section that follows provides the background to this investigation.</w:t>
+        <w:t xml:space="preserve">The use of digital technology to support teaching, learning, and assessment has expanded rapidly across education systems worldwide. In low-resource settings, however, the tools that reach classrooms are seldom designed for the conditions those classrooms actually face. This study addresses that mismatch for a specific population in a specific setting.</w:t>
+      </w:r>
+    </w:p>
+    <w:p>
+      <w:pPr>
+        <w:pStyle w:val="Heading3"/>
+        <w:spacing w:after="0" w:before="0" w:line="480"/>
+        <w:jc w:val="left"/>
+      </w:pPr>
+      <w:r>
+        <w:rPr>
+          <w:rFonts w:ascii="Arial" w:cs="Arial" w:eastAsia="Arial" w:hAnsi="Arial"/>
+          <w:b/>
+          <w:bCs/>
+          <w:i/>
+          <w:iCs/>
+          <w:sz w:val="24"/>
+          <w:szCs w:val="24"/>
+        </w:rPr>
+        <w:t xml:space="preserve">1.1.1 Thesis Statement</w:t>
+      </w:r>
+    </w:p>
+    <w:p>
+      <w:pPr>
+        <w:spacing w:after="0" w:before="0" w:line="480"/>
+        <w:ind w:firstLine="720"/>
+        <w:jc w:val="left"/>
+      </w:pPr>
+      <w:r>
+        <w:rPr>
+          <w:rFonts w:ascii="Times New Roman" w:cs="Times New Roman" w:eastAsia="Times New Roman" w:hAnsi="Times New Roman"/>
+          <w:sz w:val="24"/>
+          <w:szCs w:val="24"/>
+        </w:rPr>
+        <w:t xml:space="preserve">This study examines how an offline-first web application can use children’s drawings and spoken narratives—forms of expression that require neither literacy nor an internet connection—to support developmental screening and structured creative skills progression among vulnerable children aged 8 to 18 in community and faith-based schools in Kampala, Uganda.</w:t>
+      </w:r>
+    </w:p>
+    <w:p>
+      <w:pPr>
+        <w:pStyle w:val="Heading3"/>
+        <w:spacing w:after="0" w:before="0" w:line="480"/>
+        <w:jc w:val="left"/>
+      </w:pPr>
+      <w:r>
+        <w:rPr>
+          <w:rFonts w:ascii="Arial" w:cs="Arial" w:eastAsia="Arial" w:hAnsi="Arial"/>
+          <w:b/>
+          <w:bCs/>
+          <w:i/>
+          <w:iCs/>
+          <w:sz w:val="24"/>
+          <w:szCs w:val="24"/>
+        </w:rPr>
+        <w:t xml:space="preserve">1.1.2 Background of the Study</w:t>
       </w:r>
     </w:p>
     <w:p>
